--- a/daily-reports/2026-10-03/report.docx
+++ b/daily-reports/2026-10-03/report.docx
@@ -28,28 +28,28 @@
         <w:pStyle w:val="Heading2"/>
       </w:pPr>
       <w:r>
-        <w:t>1. KKKKhazix/AIHOT  ⭐ 5,014</w:t>
+        <w:t>1. KKKKhazix/AIHOT  ⭐ 5,017</w:t>
       </w:r>
     </w:p>
     <w:p>
       <w:r>
-        <w:t>语言：TypeScript ｜ Stars：5,014 ｜ Forks：1,366</w:t>
+        <w:t>语言：TypeScript ｜ Stars：5,017 ｜ Forks：1,366</w:t>
         <w:br/>
       </w:r>
       <w:r>
-        <w:t>这是什么：这是一个能自动帮你搜集行业热点并生成日报的网站框架。你只需要把里面的新闻来源和筛选标准换成自己关注的，它就能变成你的专属热点站。</w:t>
+        <w:t>这是什么：这是一个能自动帮你搜集热点、并生成每日简报的网站框架。你只需要把里面的信息来源和筛选标准换成自己关注的，它就能变成你专属的行业热点站。</w:t>
         <w:br/>
       </w:r>
       <w:r>
-        <w:t>能用来做什么：适合用来搭建个人或团队的热点资讯站，比如每天自动汇总AI领域的最新动态，或者追踪某个行业的新闻。</w:t>
+        <w:t>能用来做什么：适合用来搭建个人或小团队的行业资讯站，比如每天自动汇总AI领域的最新动态，省去手动搜索的时间。</w:t>
         <w:br/>
       </w:r>
       <w:r>
-        <w:t>适用领域：新闻聚合、行业监测、内容创作、个人知识管理</w:t>
+        <w:t>适用领域：内容聚合、媒体资讯、行业监测、个人知识管理</w:t>
         <w:br/>
       </w:r>
       <w:r>
-        <w:t>对新手有什么帮助：如果你对编程不太熟，这个项目提供了现成的模板，你只要改改配置就能拥有一个自动更新的热点网站，省去手动搜索的麻烦。</w:t>
+        <w:t>对新手有什么帮助：如果你对某个领域感兴趣，想快速了解每天的热点，这个项目可以帮你自动完成信息收集和整理，让你专注于阅读和判断。</w:t>
         <w:br/>
       </w:r>
       <w:r>
@@ -61,28 +61,28 @@
         <w:pStyle w:val="Heading2"/>
       </w:pPr>
       <w:r>
-        <w:t>2. Louis-CFM/coucou  ⭐ 3,036</w:t>
+        <w:t>2. Louis-CFM/coucou  ⭐ 3,041</w:t>
       </w:r>
     </w:p>
     <w:p>
       <w:r>
-        <w:t>语言：Swift ｜ Stars：3,036 ｜ Forks：466</w:t>
+        <w:t>语言：Swift ｜ Stars：3,041 ｜ Forks：468</w:t>
         <w:br/>
       </w:r>
       <w:r>
-        <w:t>这是什么：这是一个住在你电脑屏幕顶部（Mac的刘海或Windows/Linux的顶栏）的小助手，它能实时盯着你正在用的编程AI助手（比如Claude Code、Cursor等），让你随时知道它们的状态。</w:t>
+        <w:t>这是什么：这是一个住在你电脑屏幕顶部（Mac的刘海区域或Windows/Linux的顶部）的小助手，它会帮你盯着你正在使用的编程助手（比如Claude Code、Codex等），让你随时知道它们的运行状态。</w:t>
         <w:br/>
       </w:r>
       <w:r>
-        <w:t>能用来做什么：当你同时用多个AI写代码时，不用来回切换窗口，这个小工具会告诉你哪个AI正在忙、哪个完成了。</w:t>
+        <w:t>能用来做什么：当你同时使用多个AI编程工具时，不用来回切换窗口，这个小助手会实时显示它们的工作情况，比如是否在运行、有没有出错。</w:t>
         <w:br/>
       </w:r>
       <w:r>
-        <w:t>适用领域：编程开发、AI辅助工具、效率提升</w:t>
+        <w:t>适用领域：编程开发、AI工具辅助、效率提升</w:t>
         <w:br/>
       </w:r>
       <w:r>
-        <w:t>对新手有什么帮助：对于刚学编程的人，它能让你更轻松地管理多个AI助手，避免手忙脚乱，专注于写代码。</w:t>
+        <w:t>对新手有什么帮助：对于经常使用AI编程助手的人来说，这个工具能让你更直观地掌握多个助手的动态，避免错过重要提示，提高工作效率。</w:t>
         <w:br/>
       </w:r>
       <w:r>
@@ -94,28 +94,28 @@
         <w:pStyle w:val="Heading2"/>
       </w:pPr>
       <w:r>
-        <w:t>3. feder-cr/dots  ⭐ 2,549</w:t>
+        <w:t>3. feder-cr/dots  ⭐ 2,557</w:t>
       </w:r>
     </w:p>
     <w:p>
       <w:r>
-        <w:t>语言：Python ｜ Stars：2,549 ｜ Forks：434</w:t>
+        <w:t>语言：Python ｜ Stars：2,557 ｜ Forks：434</w:t>
         <w:br/>
       </w:r>
       <w:r>
-        <w:t>这是什么：这是一个开源的网页自动化AI助手，它自带一个浏览器，可以模拟人的操作去访问网站，而且不容易被网站屏蔽。</w:t>
+        <w:t>这是什么：这是一个开源的网页自动化AI助手，它自带一个浏览器，可以模拟人的操作去访问网站、填写表单、抓取信息，而且不容易被网站屏蔽。</w:t>
         <w:br/>
       </w:r>
       <w:r>
-        <w:t>能用来做什么：可以用它自动填写表单、抓取网页数据，或者完成重复的网页操作任务。</w:t>
+        <w:t>能用来做什么：可以用来自动完成重复的网页任务，比如批量登录网站、自动填写调查问卷、监控网页变化等。</w:t>
         <w:br/>
       </w:r>
       <w:r>
-        <w:t>适用领域：网页自动化、数据采集、AI应用、办公自动化</w:t>
+        <w:t>适用领域：网页自动化、数据采集、任务自动化、AI应用</w:t>
         <w:br/>
       </w:r>
       <w:r>
-        <w:t>对新手有什么帮助：即使你不会写复杂的爬虫代码，也能用这个工具自动完成一些网页操作，节省时间。</w:t>
+        <w:t>对新手有什么帮助：如果你需要处理大量网页操作，这个项目可以帮你自动完成，节省时间，同时它也是学习AI与浏览器结合的好例子。</w:t>
         <w:br/>
       </w:r>
       <w:r>
@@ -127,28 +127,28 @@
         <w:pStyle w:val="Heading2"/>
       </w:pPr>
       <w:r>
-        <w:t>4. rehan-remade/universal-modder  ⭐ 2,239</w:t>
+        <w:t>4. rehan-remade/universal-modder  ⭐ 2,249</w:t>
       </w:r>
     </w:p>
     <w:p>
       <w:r>
-        <w:t>语言：Python ｜ Stars：2,239 ｜ Forks：174</w:t>
+        <w:t>语言：Python ｜ Stars：2,249 ｜ Forks：175</w:t>
         <w:br/>
       </w:r>
       <w:r>
-        <w:t>这是什么：这是一个能让AI助手（Claude）帮你修改几乎任何电脑游戏模组的工具包。它包含了一系列技能和工具，可以分析游戏、生成美术资源、测试模组等。</w:t>
+        <w:t>这是什么：这是一个能让Claude Code帮你修改几乎任何电脑游戏的工具包，包括侦察游戏文件、逆向工程、用AI生成美术/3D/音频素材，还能在游戏里测试和制作展示视频。</w:t>
         <w:br/>
       </w:r>
       <w:r>
-        <w:t>能用来做什么：适合游戏爱好者自己动手修改游戏，比如添加新角色、新道具，或者制作游戏视频。</w:t>
+        <w:t>能用来做什么：适合游戏爱好者或模组开发者，用来给游戏添加新内容、修改角色外观、调整游戏机制等。</w:t>
         <w:br/>
       </w:r>
       <w:r>
-        <w:t>适用领域：游戏开发、模组制作、AI生成内容、逆向工程</w:t>
+        <w:t>适用领域：游戏开发、模组制作、逆向工程、AI生成内容</w:t>
         <w:br/>
       </w:r>
       <w:r>
-        <w:t>对新手有什么帮助：如果你对游戏模组感兴趣但不会编程，这个项目能让你借助AI轻松入门，做出自己的模组。</w:t>
+        <w:t>对新手有什么帮助：如果你对游戏模组感兴趣但不懂编程，这个项目提供了一套工具和流程，让AI帮你完成复杂的修改工作，降低入门门槛。</w:t>
         <w:br/>
       </w:r>
       <w:r>
@@ -160,28 +160,28 @@
         <w:pStyle w:val="Heading2"/>
       </w:pPr>
       <w:r>
-        <w:t>5. CopilotKit/OpenDots  ⭐ 1,634</w:t>
+        <w:t>5. CopilotKit/OpenDots  ⭐ 1,657</w:t>
       </w:r>
     </w:p>
     <w:p>
       <w:r>
-        <w:t>语言：TypeScript ｜ Stars：1,634 ｜ Forks：200</w:t>
+        <w:t>语言：TypeScript ｜ Stars：1,657 ｜ Forks：201</w:t>
         <w:br/>
       </w:r>
       <w:r>
-        <w:t>这是什么：这是一个永远在线的AI同事，它可以在短信、电话和Slack等不同沟通方式之间自由切换，帮你处理各种任务。</w:t>
+        <w:t>这是什么：这是一个永远在线的AI同事，它可以在文本聊天、电话和Slack之间自由切换，帮你处理各种任务。</w:t>
         <w:br/>
       </w:r>
       <w:r>
-        <w:t>能用来做什么：适合团队协作，比如让AI自动回复消息、安排会议，或者在不同平台间同步信息。</w:t>
+        <w:t>能用来做什么：适合团队协作场景，比如在Slack里分配任务，AI同事会自动跟进，或者通过电话提醒你重要事项。</w:t>
         <w:br/>
       </w:r>
       <w:r>
-        <w:t>适用领域：团队协作、AI助手、办公自动化、客户服务</w:t>
+        <w:t>适用领域：团队协作、AI助手、办公自动化、通讯集成</w:t>
         <w:br/>
       </w:r>
       <w:r>
-        <w:t>对新手有什么帮助：对于新手来说，它能帮你理解如何将AI集成到日常沟通工具中，提升工作效率。</w:t>
+        <w:t>对新手有什么帮助：对于需要多任务处理的团队，这个项目展示了如何让AI融入日常沟通工具，帮你自动处理琐事，提升协作效率。</w:t>
         <w:br/>
       </w:r>
       <w:r>
@@ -212,7 +212,7 @@
         <w:t>Greg Kroah-Hartman – Security in the LLM Age [video]</w:t>
       </w:r>
       <w:r>
-        <w:t>（👍 214）</w:t>
+        <w:t>（👍 221）</w:t>
       </w:r>
       <w:r>
         <w:br/>
@@ -220,7 +220,7 @@
       </w:r>
       <w:r>
         <w:br/>
-        <w:t>摘要：Linux内核主要维护者Greg Kroah-Hartman在视频演讲中探讨了LLM时代的安全挑战，包括AI生成代码带来的漏洞风险以及开源社区如何应对。作为内核安全的关键人物，他的观点对理解AI与系统安全的交叉领域具有重要参考价值。</w:t>
+        <w:t>摘要：Linux 内核核心维护者 Greg Kroah-Hartman 在演讲中探讨了 LLM 时代下的软件安全问题，包括 AI 生成代码带来的漏洞风险以及开源社区如何应对。作为内核安全的关键人物，他的观点对理解 AI 对系统软件安全的影响具有重要参考价值。</w:t>
       </w:r>
     </w:p>
     <w:p>
@@ -231,7 +231,7 @@
         <w:t>From the creator of Redis; run LLM locally with ds4</w:t>
       </w:r>
       <w:r>
-        <w:t>（👍 204）</w:t>
+        <w:t>（👍 209）</w:t>
       </w:r>
       <w:r>
         <w:br/>
@@ -239,7 +239,7 @@
       </w:r>
       <w:r>
         <w:br/>
-        <w:t>摘要：Redis创始人antirez发布了新项目ds4，旨在让用户能在本地运行LLM。这延续了他对开发者工具和性能优化的关注，可能为本地AI部署提供更轻量、高效的解决方案。</w:t>
+        <w:t>摘要：Redis 创始人 antirez 发布了新项目 ds4，让用户可以在本地运行 LLM。这延续了他一贯的极简、高效风格，为关注隐私和本地推理的开发者提供了新的轻量级选择。</w:t>
       </w:r>
     </w:p>
     <w:p>
@@ -263,7 +263,7 @@
       </w:r>
       <w:r>
         <w:br/>
-        <w:t>摘要：openJiuwen推出X-Router自演进模型路由技术，针对昇腾平台优化，能让Agent在运行中动态选择模型，实测减少超过50%的Token消耗。这有助于降低AI应用成本，提升效率，尤其适合大规模Agent场景。</w:t>
+        <w:t>摘要：openJiuwen 首发 X-Router 自演进模型路由技术，针对昇腾平台优化，让 Agent 在运行中动态选择模型以降低开销，实测可减少 50% 以上的 Token 消耗。这反映了 Agent 场景下成本优化正成为工程落地的关键方向。</w:t>
       </w:r>
     </w:p>
     <w:p>
@@ -287,7 +287,7 @@
       </w:r>
       <w:r>
         <w:br/>
-        <w:t>摘要：谷歌发布Gemini 4 Argon，性能重回前三，追平GPT-6 Astra，但Token价格仅为后者的五分之一。这加剧了顶级大模型的价格竞争，可能推动更便宜、高效的AI服务普及。</w:t>
+        <w:t>摘要：谷歌发布 Gemini 4 Argon，性能追平 GPT-6 Astra 并重回第一梯队，同时 Token 价格仅为对手的五分之一。这表明大模型竞争已从单纯拼能力转向能力与性价比并重，价格战进一步升级。</w:t>
       </w:r>
     </w:p>
     <w:sectPr>
